--- a/waste-oil-balkans/dist/02_Plan_realizacii.docx
+++ b/waste-oil-balkans/dist/02_Plan_realizacii.docx
@@ -428,7 +428,7 @@
               <w:jc w:val="left"/>
             </w:pPr>
             <w:r>
-              <w:t xml:space="preserve">Соглашение с партнёром: технология, поставка, шефмонтаж, лицензия ноу-хау</w:t>
+              <w:t xml:space="preserve">Соглашение с партнёром: технология + поставка оборудования + шефмонтаж (без отдельной лицензии — технология в комплекте/во вкладе)</w:t>
             </w:r>
           </w:p>
         </w:tc>
@@ -470,7 +470,7 @@
               <w:jc w:val="left"/>
             </w:pPr>
             <w:r>
-              <w:t xml:space="preserve">гарантии выхода и качества Group II; опцион на модули этапов 2–3</w:t>
+              <w:t xml:space="preserve">гарантии выхода и качества Group II; техподдержка; опцион на модули этапов 2–3</w:t>
             </w:r>
           </w:p>
         </w:tc>
